--- a/ky/wisdom-stories/magnificent-lesson.docx
+++ b/ky/wisdom-stories/magnificent-lesson.docx
@@ -225,7 +225,7 @@
           <w:sz w:val="22"/>
           <w:lang w:val="ky-KG"/>
         </w:rPr>
-        <w:t xml:space="preserve">Сабак: </w:t>
+        <w:t>Сабак: Тарбияда жеке үлгү ар бир сөздөн күчтүү. Жоопкерчиликтүү ата-эне баласы туура жолду табышы үчүн кээде өз сыймыгынан да баш тарта алат.</w:t>
       </w:r>
       <w:r>
         <w:rPr>
@@ -234,7 +234,6 @@
           <w:sz w:val="22"/>
           <w:lang w:val="ky-KG"/>
         </w:rPr>
-        <w:t>Баланы сөз менен эле эмес, өз үлгүң менен тарбияла. Анын келечеги үчүн кээде мансабыңды, менменсинүүңдү четке коюуга туура келет.</w:t>
       </w:r>
     </w:p>
     <w:p>
@@ -254,7 +253,7 @@
           <w:sz w:val="18"/>
           <w:lang w:val="ky-KG"/>
         </w:rPr>
-        <w:t>Окуя ачык интернет булактарынан алынды.</w:t>
+        <w:t>Аңгемелер ачык интернет булактарынан алынган, иллюстрациялар болсо ЖИ менен түзүлгөн.</w:t>
       </w:r>
     </w:p>
     <w:sectPr>
